--- a/applications/Hamza_Ouriour_Cover_Letter_NG_MechanicalCoop_Chandler.docx
+++ b/applications/Hamza_Ouriour_Cover_Letter_NG_MechanicalCoop_Chandler.docx
@@ -144,7 +144,7 @@
           <w:sz w:val="22"/>
           <w:szCs w:val="22"/>
         </w:rPr>
-        <w:t xml:space="preserve">At Hallam-ICS I produced fabrication-ready construction drawings and worked with senior engineers on design review cycles and commissioning documentation. I am certified in SolidWorks (CSWA) and Siemens NX.</w:t>
+        <w:t xml:space="preserve">At Hallam-ICS I produced fabrication-ready construction drawings and worked with senior engineers on design review cycles and commissioning documentation.</w:t>
       </w:r>
     </w:p>
     <w:p>
